--- a/assets/first-semester/course-completion-report-introduction-to-programming.docx
+++ b/assets/first-semester/course-completion-report-introduction-to-programming.docx
@@ -1712,7 +1712,27 @@
                 <w:sz w:val="18"/>
                 <w:szCs w:val="18"/>
               </w:rPr>
-              <w:t xml:space="preserve"> (20/20)</w:t>
+              <w:t xml:space="preserve"> (2</w:t>
+            </w:r>
+            <w:r>
+              <w:rPr>
+                <w:rFonts w:ascii="Helvetica Neue" w:hAnsi="Helvetica Neue" w:cs="Segoe UI Symbol"/>
+                <w:b/>
+                <w:bCs/>
+                <w:sz w:val="18"/>
+                <w:szCs w:val="18"/>
+              </w:rPr>
+              <w:t>3</w:t>
+            </w:r>
+            <w:r>
+              <w:rPr>
+                <w:rFonts w:ascii="Helvetica Neue" w:hAnsi="Helvetica Neue" w:cs="Segoe UI Symbol"/>
+                <w:b/>
+                <w:bCs/>
+                <w:sz w:val="18"/>
+                <w:szCs w:val="18"/>
+              </w:rPr>
+              <w:t>/20)</w:t>
             </w:r>
           </w:p>
         </w:tc>
@@ -1995,7 +2015,27 @@
                 <w:sz w:val="18"/>
                 <w:szCs w:val="18"/>
               </w:rPr>
-              <w:t xml:space="preserve"> (75/75)</w:t>
+              <w:t xml:space="preserve"> (7</w:t>
+            </w:r>
+            <w:r>
+              <w:rPr>
+                <w:rFonts w:ascii="Helvetica Neue" w:hAnsi="Helvetica Neue" w:cs="Segoe UI Symbol"/>
+                <w:b/>
+                <w:bCs/>
+                <w:sz w:val="18"/>
+                <w:szCs w:val="18"/>
+              </w:rPr>
+              <w:t>2</w:t>
+            </w:r>
+            <w:r>
+              <w:rPr>
+                <w:rFonts w:ascii="Helvetica Neue" w:hAnsi="Helvetica Neue" w:cs="Segoe UI Symbol"/>
+                <w:b/>
+                <w:bCs/>
+                <w:sz w:val="18"/>
+                <w:szCs w:val="18"/>
+              </w:rPr>
+              <w:t>/75)</w:t>
             </w:r>
           </w:p>
         </w:tc>
@@ -2044,7 +2084,27 @@
                 <w:sz w:val="18"/>
                 <w:szCs w:val="18"/>
               </w:rPr>
-              <w:t xml:space="preserve"> (28/28)</w:t>
+              <w:t xml:space="preserve"> (2</w:t>
+            </w:r>
+            <w:r>
+              <w:rPr>
+                <w:rFonts w:ascii="Helvetica Neue" w:hAnsi="Helvetica Neue" w:cs="Segoe UI Symbol"/>
+                <w:b/>
+                <w:bCs/>
+                <w:sz w:val="18"/>
+                <w:szCs w:val="18"/>
+              </w:rPr>
+              <w:t>5</w:t>
+            </w:r>
+            <w:r>
+              <w:rPr>
+                <w:rFonts w:ascii="Helvetica Neue" w:hAnsi="Helvetica Neue" w:cs="Segoe UI Symbol"/>
+                <w:b/>
+                <w:bCs/>
+                <w:sz w:val="18"/>
+                <w:szCs w:val="18"/>
+              </w:rPr>
+              <w:t>/28)</w:t>
             </w:r>
           </w:p>
         </w:tc>
@@ -2103,7 +2163,27 @@
                 <w:sz w:val="18"/>
                 <w:szCs w:val="18"/>
               </w:rPr>
-              <w:t>35/35</w:t>
+              <w:t>20</w:t>
+            </w:r>
+            <w:r>
+              <w:rPr>
+                <w:rFonts w:ascii="Helvetica Neue" w:hAnsi="Helvetica Neue"/>
+                <w:b/>
+                <w:bCs/>
+                <w:sz w:val="18"/>
+                <w:szCs w:val="18"/>
+              </w:rPr>
+              <w:t>/</w:t>
+            </w:r>
+            <w:r>
+              <w:rPr>
+                <w:rFonts w:ascii="Helvetica Neue" w:hAnsi="Helvetica Neue"/>
+                <w:b/>
+                <w:bCs/>
+                <w:sz w:val="18"/>
+                <w:szCs w:val="18"/>
+              </w:rPr>
+              <w:t>25</w:t>
             </w:r>
             <w:r>
               <w:rPr>
@@ -2590,7 +2670,27 @@
                 <w:sz w:val="18"/>
                 <w:szCs w:val="18"/>
               </w:rPr>
-              <w:t xml:space="preserve"> (24/24)</w:t>
+              <w:t xml:space="preserve"> (2</w:t>
+            </w:r>
+            <w:r>
+              <w:rPr>
+                <w:rFonts w:ascii="Helvetica Neue" w:hAnsi="Helvetica Neue" w:cs="Segoe UI Symbol"/>
+                <w:b/>
+                <w:bCs/>
+                <w:sz w:val="18"/>
+                <w:szCs w:val="18"/>
+              </w:rPr>
+              <w:t>0</w:t>
+            </w:r>
+            <w:r>
+              <w:rPr>
+                <w:rFonts w:ascii="Helvetica Neue" w:hAnsi="Helvetica Neue" w:cs="Segoe UI Symbol"/>
+                <w:b/>
+                <w:bCs/>
+                <w:sz w:val="18"/>
+                <w:szCs w:val="18"/>
+              </w:rPr>
+              <w:t>/24)</w:t>
             </w:r>
           </w:p>
         </w:tc>
@@ -2639,7 +2739,27 @@
                 <w:sz w:val="18"/>
                 <w:szCs w:val="18"/>
               </w:rPr>
-              <w:t xml:space="preserve"> (21/21)</w:t>
+              <w:t xml:space="preserve"> (</w:t>
+            </w:r>
+            <w:r>
+              <w:rPr>
+                <w:rFonts w:ascii="Helvetica Neue" w:hAnsi="Helvetica Neue" w:cs="Segoe UI Symbol"/>
+                <w:b/>
+                <w:bCs/>
+                <w:sz w:val="18"/>
+                <w:szCs w:val="18"/>
+              </w:rPr>
+              <w:t>18</w:t>
+            </w:r>
+            <w:r>
+              <w:rPr>
+                <w:rFonts w:ascii="Helvetica Neue" w:hAnsi="Helvetica Neue" w:cs="Segoe UI Symbol"/>
+                <w:b/>
+                <w:bCs/>
+                <w:sz w:val="18"/>
+                <w:szCs w:val="18"/>
+              </w:rPr>
+              <w:t>/21)</w:t>
             </w:r>
           </w:p>
         </w:tc>
@@ -3606,7 +3726,15 @@
                 <w:sz w:val="18"/>
                 <w:szCs w:val="18"/>
               </w:rPr>
-              <w:t>6M Capstone Revision</w:t>
+              <w:t>L1</w:t>
+            </w:r>
+            <w:r>
+              <w:rPr>
+                <w:rFonts w:ascii="Helvetica Neue Light" w:hAnsi="Helvetica Neue Light"/>
+                <w:sz w:val="18"/>
+                <w:szCs w:val="18"/>
+              </w:rPr>
+              <w:t xml:space="preserve"> Capstone Revision</w:t>
             </w:r>
           </w:p>
         </w:tc>
@@ -3639,7 +3767,7 @@
             </w:pPr>
             <w:r>
               <w:rPr>
-                <w:rFonts w:ascii="Helvetica Neue" w:hAnsi="Helvetica Neue" w:cs="Segoe UI Symbol"/>
+                <w:rFonts w:ascii="Helvetica Neue" w:hAnsi="Helvetica Neue"/>
                 <w:b/>
                 <w:bCs/>
                 <w:sz w:val="18"/>
@@ -3739,7 +3867,15 @@
                 <w:sz w:val="18"/>
                 <w:szCs w:val="18"/>
               </w:rPr>
-              <w:t>FTE Capstone Revision</w:t>
+              <w:t>L2</w:t>
+            </w:r>
+            <w:r>
+              <w:rPr>
+                <w:rFonts w:ascii="Helvetica Neue Light" w:hAnsi="Helvetica Neue Light"/>
+                <w:sz w:val="18"/>
+                <w:szCs w:val="18"/>
+              </w:rPr>
+              <w:t xml:space="preserve"> Capstone Revision</w:t>
             </w:r>
           </w:p>
         </w:tc>
@@ -3772,13 +3908,13 @@
             </w:pPr>
             <w:r>
               <w:rPr>
-                <w:rFonts w:ascii="Helvetica Neue" w:hAnsi="Helvetica Neue" w:cs="Segoe UI Symbol"/>
-                <w:b/>
-                <w:bCs/>
-                <w:sz w:val="18"/>
-                <w:szCs w:val="18"/>
-              </w:rPr>
-              <w:t>D</w:t>
+                <w:rFonts w:ascii="Helvetica Neue" w:hAnsi="Helvetica Neue"/>
+                <w:b/>
+                <w:bCs/>
+                <w:sz w:val="18"/>
+                <w:szCs w:val="18"/>
+              </w:rPr>
+              <w:t>P</w:t>
             </w:r>
           </w:p>
         </w:tc>

--- a/assets/first-semester/course-completion-report-introduction-to-programming.docx
+++ b/assets/first-semester/course-completion-report-introduction-to-programming.docx
@@ -1722,7 +1722,7 @@
                 <w:sz w:val="18"/>
                 <w:szCs w:val="18"/>
               </w:rPr>
-              <w:t>3</w:t>
+              <w:t>0</w:t>
             </w:r>
             <w:r>
               <w:rPr>
@@ -1732,7 +1732,7 @@
                 <w:sz w:val="18"/>
                 <w:szCs w:val="18"/>
               </w:rPr>
-              <w:t>/20)</w:t>
+              <w:t>/23)</w:t>
             </w:r>
           </w:p>
         </w:tc>
